--- a/data/outputs/v2/Grade11/Biology/Lesson_Plans/SS3.3_Excretion_and_Homeostasis_in_Animals/Biology_Excretion_and_Homeostasis_in_Animals_FinalExplanation.docx
+++ b/data/outputs/v2/Grade11/Biology/Lesson_Plans/SS3.3_Excretion_and_Homeostasis_in_Animals/Biology_Excretion_and_Homeostasis_in_Animals_FinalExplanation.docx
@@ -2024,7 +2024,7 @@
         </w:rPr>
         <w:t xml:space="preserve">© 2026 SeaVuria and ARES. This work is licensed under a </w:t>
       </w:r>
-      <w:hyperlink w:history="1" r:id="rId-q5anbqdvbssqafyuegcu">
+      <w:hyperlink w:history="1" r:id="rId92evysv-4l6oxuelbqkk4">
         <w:r>
           <w:rPr>
             <w:rFonts w:ascii="Arial" w:cs="Arial" w:eastAsia="Arial" w:hAnsi="Arial"/>
@@ -2044,7 +2044,7 @@
         </w:rPr>
         <w:t xml:space="preserve"> (</w:t>
       </w:r>
-      <w:hyperlink w:history="1" r:id="rIdrdxcz9icp1d8liiim-wki">
+      <w:hyperlink w:history="1" r:id="rId2o6mylgf31a5iqlkyz1qr">
         <w:r>
           <w:rPr>
             <w:rFonts w:ascii="Arial" w:cs="Arial" w:eastAsia="Arial" w:hAnsi="Arial"/>
@@ -2064,7 +2064,7 @@
         </w:rPr>
         <w:t xml:space="preserve">). To view a copy of this license, visit </w:t>
       </w:r>
-      <w:hyperlink w:history="1" r:id="rIdyae_kjl8poaahumzm2p2q">
+      <w:hyperlink w:history="1" r:id="rIdmz21iyohstfd8azdb6gsw">
         <w:r>
           <w:rPr>
             <w:rFonts w:ascii="Arial" w:cs="Arial" w:eastAsia="Arial" w:hAnsi="Arial"/>

--- a/data/outputs/v2/Grade11/Biology/Lesson_Plans/SS3.3_Excretion_and_Homeostasis_in_Animals/Biology_Excretion_and_Homeostasis_in_Animals_FinalExplanation.docx
+++ b/data/outputs/v2/Grade11/Biology/Lesson_Plans/SS3.3_Excretion_and_Homeostasis_in_Animals/Biology_Excretion_and_Homeostasis_in_Animals_FinalExplanation.docx
@@ -95,7 +95,7 @@
                 <w:sz w:val="22"/>
                 <w:szCs w:val="22"/>
               </w:rPr>
-              <w:t xml:space="preserve">FINAL EXPLANATION: BIOLOGY GRADE 11 – SUB-STRAND 3.3: EXCRETION AND HOMEOSTASIS IN ANIMALS – FINAL EXPLANATION</w:t>
+              <w:t xml:space="preserve">FINAL EXPLANATION: BIOLOGY GRADE 11: EXCRETION AND HOMEOSTASIS IN ANIMALS</w:t>
             </w:r>
           </w:p>
         </w:tc>
@@ -422,7 +422,7 @@
                 <w:sz w:val="18"/>
                 <w:szCs w:val="18"/>
               </w:rPr>
-              <w:t xml:space="preserve">This document is a MODEL to help you answer our driving question: How do different animals maintain a balanced internal environment and eliminate toxic wastes despite drastic changes in their external conditions? Read each section, study the exemplar, then create your own annotated poster of a mammal (for example a goat or a human in Kisumu) showing how it regulates its internal environment and excretes waste. Use your own words and Kenyan examples. Refer back to our anchoring phenomenon: the panting dog, the still lizard on a warm rock, the goats producing concentrated urine, and the freshwater fish producing dilute urine. Label every part of your poster and use arrows and short notes to explain what happens and why. Your poster will be scored with the rubric at the end.</w:t>
+              <w:t xml:space="preserve">Welcome to your Final Explanation. Think back to the hot afternoon in a Kenyan community: a dog pants with its tongue out, a lizard sits still on a warm rock, goats drink water yet make concentrated urine, and freshwater fish keep excreting large amounts of dilute urine. Use everything you observed and learned in Lessons 1 to 7 to answer the questions below. Write your answers in the space under each question. Use evidence from your kidney dissection, your charts, your 'Follow the Fluid' table, your feedback flowcharts and your class model. Use correct terms such as nitrogenous waste, ultrafiltration, reabsorption, ADH, negative feedback, endotherm and ectotherm. Where a question asks for a claim, evidence and reasoning, state your claim first, support it with evidence, then explain why the evidence supports it. Your last task is to plan the annotated poster that will be your final product.</w:t>
             </w:r>
           </w:p>
         </w:tc>
@@ -450,14 +450,12 @@
         <w:tblLayout w:type="fixed"/>
       </w:tblPr>
       <w:tblGrid>
-        <w:gridCol w:w="3000"/>
-        <w:gridCol w:w="10680"/>
+        <w:gridCol w:w="13680"/>
       </w:tblGrid>
       <w:tr>
         <w:tc>
           <w:tcPr>
             <w:tcW w:type="dxa" w:w="13680"/>
-            <w:gridSpan w:val="2"/>
             <w:shd w:fill="1F3864" w:color="auto" w:val="clear"/>
             <w:tcMar>
               <w:top w:type="dxa" w:w="60"/>
@@ -483,15 +481,15 @@
                 <w:sz w:val="22"/>
                 <w:szCs w:val="22"/>
               </w:rPr>
-              <w:t xml:space="preserve">Section 1: Why Animals Must Remove Wastes and Stay Balanced</w:t>
-            </w:r>
-          </w:p>
-        </w:tc>
-      </w:tr>
-      <w:tr>
-        <w:tc>
-          <w:tcPr>
-            <w:tcW w:type="dxa" w:w="3000"/>
+              <w:t xml:space="preserve">Part 1: Getting rid of nitrogenous wastes in different habitats</w:t>
+            </w:r>
+          </w:p>
+        </w:tc>
+      </w:tr>
+      <w:tr>
+        <w:tc>
+          <w:tcPr>
+            <w:tcW w:type="dxa" w:w="13680"/>
             <w:shd w:fill="D9EEF1" w:color="auto" w:val="clear"/>
             <w:tcMar>
               <w:top w:type="dxa" w:w="60"/>
@@ -517,13 +515,18 @@
                 <w:sz w:val="18"/>
                 <w:szCs w:val="18"/>
               </w:rPr>
-              <w:t xml:space="preserve">Explain why all the animals in our phenomenon (dog, lizard, goat, freshwater fish) must get rid of metabolic wastes and keep their internal conditions steady. Define excretion and homeostasis. Use the phenomenon to say what would happen if wastes built up or body temperature and water levels went out of balance.</w:t>
-            </w:r>
-          </w:p>
-        </w:tc>
-        <w:tc>
-          <w:tcPr>
-            <w:tcW w:type="dxa" w:w="10680"/>
+              <w:t xml:space="preserve">Animals make toxic nitrogenous wastes when they break down proteins. (a) Name the three nitrogenous wastes you studied and say which animals you linked to each one: freshwater fish, marine fish, insects, birds and mammals. (b) Explain how the type of waste an animal makes is linked to how much water is available to it. Use the freshwater fish and the insects and birds in your explanation. (c) Name the excretory structures used by freshwater fish, marine fish, insects and birds.</w:t>
+            </w:r>
+          </w:p>
+        </w:tc>
+      </w:tr>
+      <w:tr>
+        <w:trPr>
+          <w:trHeight w:val="4200" w:hRule="atLeast"/>
+        </w:trPr>
+        <w:tc>
+          <w:tcPr>
+            <w:tcW w:type="dxa" w:w="13680"/>
             <w:shd w:fill="FFFFFF" w:color="auto" w:val="clear"/>
             <w:tcMar>
               <w:top w:type="dxa" w:w="60"/>
@@ -543,13 +546,13 @@
                 <w:rFonts w:ascii="Arial" w:cs="Arial" w:eastAsia="Arial" w:hAnsi="Arial"/>
                 <w:b w:val="false"/>
                 <w:bCs w:val="false"/>
-                <w:i w:val="false"/>
-                <w:iCs w:val="false"/>
-                <w:color w:val="000000"/>
-                <w:sz w:val="18"/>
-                <w:szCs w:val="18"/>
-              </w:rPr>
-              <w:t xml:space="preserve">Every living cell makes waste when it carries out metabolism. When a goat in the Rift Valley digests proteins, its cells break down amino acids and make ammonia, which is very poisonous. Excretion is the removal of metabolic waste products from the body. Homeostasis is keeping the internal environment (temperature, water, salts and blood glucose) within narrow limits even when the outside conditions change. The dog, lizard, goat and fish all stand in the same hot afternoon, but each must keep its cells working. Enzymes only work well within a certain temperature range, and cells swell or shrink if the water balance is wrong. If toxic wastes build up, cells are damaged and the animal can die. So all four animals need excretion and homeostasis, but they use different methods that suit their bodies and habitats.</w:t>
+                <w:i/>
+                <w:iCs/>
+                <w:color w:val="808080"/>
+                <w:sz w:val="18"/>
+                <w:szCs w:val="18"/>
+              </w:rPr>
+              <w:t xml:space="preserve">Write your answer here:</w:t>
             </w:r>
           </w:p>
         </w:tc>
@@ -577,14 +580,12 @@
         <w:tblLayout w:type="fixed"/>
       </w:tblPr>
       <w:tblGrid>
-        <w:gridCol w:w="3000"/>
-        <w:gridCol w:w="10680"/>
+        <w:gridCol w:w="13680"/>
       </w:tblGrid>
       <w:tr>
         <w:tc>
           <w:tcPr>
             <w:tcW w:type="dxa" w:w="13680"/>
-            <w:gridSpan w:val="2"/>
             <w:shd w:fill="1F3864" w:color="auto" w:val="clear"/>
             <w:tcMar>
               <w:top w:type="dxa" w:w="60"/>
@@ -610,15 +611,15 @@
                 <w:sz w:val="22"/>
                 <w:szCs w:val="22"/>
               </w:rPr>
-              <w:t xml:space="preserve">Section 2: Different Nitrogenous Wastes for Different Habitats</w:t>
-            </w:r>
-          </w:p>
-        </w:tc>
-      </w:tr>
-      <w:tr>
-        <w:tc>
-          <w:tcPr>
-            <w:tcW w:type="dxa" w:w="3000"/>
+              <w:t xml:space="preserve">Part 2: How the mammalian kidney makes urine</w:t>
+            </w:r>
+          </w:p>
+        </w:tc>
+      </w:tr>
+      <w:tr>
+        <w:tc>
+          <w:tcPr>
+            <w:tcW w:type="dxa" w:w="13680"/>
             <w:shd w:fill="D9EEF1" w:color="auto" w:val="clear"/>
             <w:tcMar>
               <w:top w:type="dxa" w:w="60"/>
@@ -644,13 +645,18 @@
                 <w:sz w:val="18"/>
                 <w:szCs w:val="18"/>
               </w:rPr>
-              <w:t xml:space="preserve">Compare how different animals get rid of nitrogenous waste (ammonia, urea, uric acid). Explain why the freshwater fish and the goat produce such different urine, and link the type of waste to how much water the animal has available.</w:t>
-            </w:r>
-          </w:p>
-        </w:tc>
-        <w:tc>
-          <w:tcPr>
-            <w:tcW w:type="dxa" w:w="10680"/>
+              <w:t xml:space="preserve">Think about the goat kidney you dissected and the animations of the nephron. (a) Describe what you saw in the cortex, medulla and pelvis, and say what each region does. (b) Using your 'Follow the Fluid' table, explain the steps by which blood becomes urine. Include ultrafiltration, selective reabsorption and secretion. (c) Explain why glucose is found in blood and filtrate but not in urine, while urea is more concentrated in urine. (d) Which hormone controls how much water is reabsorbed, and where in the nephron does it act?</w:t>
+            </w:r>
+          </w:p>
+        </w:tc>
+      </w:tr>
+      <w:tr>
+        <w:trPr>
+          <w:trHeight w:val="4200" w:hRule="atLeast"/>
+        </w:trPr>
+        <w:tc>
+          <w:tcPr>
+            <w:tcW w:type="dxa" w:w="13680"/>
             <w:shd w:fill="FFFFFF" w:color="auto" w:val="clear"/>
             <w:tcMar>
               <w:top w:type="dxa" w:w="60"/>
@@ -670,13 +676,13 @@
                 <w:rFonts w:ascii="Arial" w:cs="Arial" w:eastAsia="Arial" w:hAnsi="Arial"/>
                 <w:b w:val="false"/>
                 <w:bCs w:val="false"/>
-                <w:i w:val="false"/>
-                <w:iCs w:val="false"/>
-                <w:color w:val="000000"/>
-                <w:sz w:val="18"/>
-                <w:szCs w:val="18"/>
-              </w:rPr>
-              <w:t xml:space="preserve">Animals deal with toxic ammonia in different ways depending on their habitat. Fish living in Lake Victoria have plenty of water around them, so they can release ammonia directly across their gills, or make some urea, and lose it in very dilute urine. A freshwater fish also takes in water by osmosis all the time, so its kidneys must remove the extra water, which is why it excretes large amounts of dilute urine. Mammals like goats and humans cannot afford to lose that much water on land, so the liver changes ammonia into urea, which is less toxic. The kidneys then remove urea in urine that can be concentrated to save water. Insects and birds go even further: they change ammonia into uric acid, which is almost insoluble and leaves as a paste, using very little water. This shows that the type of waste matches how much water is available to the animal.</w:t>
+                <w:i/>
+                <w:iCs/>
+                <w:color w:val="808080"/>
+                <w:sz w:val="18"/>
+                <w:szCs w:val="18"/>
+              </w:rPr>
+              <w:t xml:space="preserve">Write your answer here:</w:t>
             </w:r>
           </w:p>
         </w:tc>
@@ -704,14 +710,12 @@
         <w:tblLayout w:type="fixed"/>
       </w:tblPr>
       <w:tblGrid>
-        <w:gridCol w:w="3000"/>
-        <w:gridCol w:w="10680"/>
+        <w:gridCol w:w="13680"/>
       </w:tblGrid>
       <w:tr>
         <w:tc>
           <w:tcPr>
             <w:tcW w:type="dxa" w:w="13680"/>
-            <w:gridSpan w:val="2"/>
             <w:shd w:fill="1F3864" w:color="auto" w:val="clear"/>
             <w:tcMar>
               <w:top w:type="dxa" w:w="60"/>
@@ -737,15 +741,15 @@
                 <w:sz w:val="22"/>
                 <w:szCs w:val="22"/>
               </w:rPr>
-              <w:t xml:space="preserve">Section 3: How the Mammalian Excretory Organs Work</w:t>
-            </w:r>
-          </w:p>
-        </w:tc>
-      </w:tr>
-      <w:tr>
-        <w:tc>
-          <w:tcPr>
-            <w:tcW w:type="dxa" w:w="3000"/>
+              <w:t xml:space="preserve">Part 3: The liver and skin, and the goat and the freshwater fish</w:t>
+            </w:r>
+          </w:p>
+        </w:tc>
+      </w:tr>
+      <w:tr>
+        <w:tc>
+          <w:tcPr>
+            <w:tcW w:type="dxa" w:w="13680"/>
             <w:shd w:fill="D9EEF1" w:color="auto" w:val="clear"/>
             <w:tcMar>
               <w:top w:type="dxa" w:w="60"/>
@@ -771,13 +775,18 @@
                 <w:sz w:val="18"/>
                 <w:szCs w:val="18"/>
               </w:rPr>
-              <w:t xml:space="preserve">Describe the roles of the liver, kidney (nephron), bladder and skin in excretion in a mammal. Explain ultrafiltration and selective reabsorption and trace the path of urine. Include these as labelled parts on your poster.</w:t>
-            </w:r>
-          </w:p>
-        </w:tc>
-        <w:tc>
-          <w:tcPr>
-            <w:tcW w:type="dxa" w:w="10680"/>
+              <w:t xml:space="preserve">(a) Where does the urea in a goat's urine come from, and how does it reach the urine? (b) State one other job of the liver and one job of the skin in excretion. (c) Explain why a goat that has lost water on a hot day makes small amounts of concentrated urine, while a freshwater fish makes large amounts of dilute urine. Write this as a claim, evidence and reasoning explanation, using what you learned about the kidney for the goat and about water movement for the fish.</w:t>
+            </w:r>
+          </w:p>
+        </w:tc>
+      </w:tr>
+      <w:tr>
+        <w:trPr>
+          <w:trHeight w:val="4200" w:hRule="atLeast"/>
+        </w:trPr>
+        <w:tc>
+          <w:tcPr>
+            <w:tcW w:type="dxa" w:w="13680"/>
             <w:shd w:fill="FFFFFF" w:color="auto" w:val="clear"/>
             <w:tcMar>
               <w:top w:type="dxa" w:w="60"/>
@@ -797,13 +806,13 @@
                 <w:rFonts w:ascii="Arial" w:cs="Arial" w:eastAsia="Arial" w:hAnsi="Arial"/>
                 <w:b w:val="false"/>
                 <w:bCs w:val="false"/>
-                <w:i w:val="false"/>
-                <w:iCs w:val="false"/>
-                <w:color w:val="000000"/>
-                <w:sz w:val="18"/>
-                <w:szCs w:val="18"/>
-              </w:rPr>
-              <w:t xml:space="preserve">In a mammal, the liver breaks down excess amino acids in a process called deamination and makes urea. It also processes other toxins. Urea travels in the blood to the kidneys. Each kidney has thousands of nephrons. In the glomerulus, high blood pressure pushes water, urea, glucose, salts and small molecules out of the blood into the Bowman's capsule. This is ultrafiltration, and large molecules such as proteins and blood cells stay in the blood. As the filtrate moves along the tubule, useful substances such as all the glucose, most of the water and some salts are taken back into the blood. This is selective reabsorption. What remains, water, urea and extra salts, is urine. Urine flows from the kidney through the pelvis and ureter to the bladder, where it is stored until it leaves the body. The skin also excretes: when you sweat after playing football in Nairobi, sweat carries water, salts and a little urea out of the body.</w:t>
+                <w:i/>
+                <w:iCs/>
+                <w:color w:val="808080"/>
+                <w:sz w:val="18"/>
+                <w:szCs w:val="18"/>
+              </w:rPr>
+              <w:t xml:space="preserve">Write your answer here:</w:t>
             </w:r>
           </w:p>
         </w:tc>
@@ -831,14 +840,12 @@
         <w:tblLayout w:type="fixed"/>
       </w:tblPr>
       <w:tblGrid>
-        <w:gridCol w:w="3000"/>
-        <w:gridCol w:w="10680"/>
+        <w:gridCol w:w="13680"/>
       </w:tblGrid>
       <w:tr>
         <w:tc>
           <w:tcPr>
             <w:tcW w:type="dxa" w:w="13680"/>
-            <w:gridSpan w:val="2"/>
             <w:shd w:fill="1F3864" w:color="auto" w:val="clear"/>
             <w:tcMar>
               <w:top w:type="dxa" w:w="60"/>
@@ -864,15 +871,15 @@
                 <w:sz w:val="22"/>
                 <w:szCs w:val="22"/>
               </w:rPr>
-              <w:t xml:space="preserve">Section 4: Negative Feedback Keeps the Body Stable</w:t>
-            </w:r>
-          </w:p>
-        </w:tc>
-      </w:tr>
-      <w:tr>
-        <w:tc>
-          <w:tcPr>
-            <w:tcW w:type="dxa" w:w="3000"/>
+              <w:t xml:space="preserve">Part 4: Negative feedback and the dog and the lizard</w:t>
+            </w:r>
+          </w:p>
+        </w:tc>
+      </w:tr>
+      <w:tr>
+        <w:tc>
+          <w:tcPr>
+            <w:tcW w:type="dxa" w:w="13680"/>
             <w:shd w:fill="D9EEF1" w:color="auto" w:val="clear"/>
             <w:tcMar>
               <w:top w:type="dxa" w:w="60"/>
@@ -898,13 +905,18 @@
                 <w:sz w:val="18"/>
                 <w:szCs w:val="18"/>
               </w:rPr>
-              <w:t xml:space="preserve">Explain how negative feedback loops regulate body temperature, water balance (osmoregulation using ADH) and blood glucose (insulin and glucagon). Use the panting dog, the basking lizard and the goat to show different responses to the same hot conditions.</w:t>
-            </w:r>
-          </w:p>
-        </w:tc>
-        <w:tc>
-          <w:tcPr>
-            <w:tcW w:type="dxa" w:w="10680"/>
+              <w:t xml:space="preserve">(a) Explain what negative feedback means, using a set point. (b) Draw or describe a feedback loop for either blood glucose after a meal of ugali and sukuma wiki, or body temperature on a hot day. Name the detector, the control centre and the effectors or hormones. (c) Explain why the dog pants and why the lizard sits still on the warm rock. In your answer, use the words endotherm and ectotherm. (d) Name two behaviours, other than basking and seeking shade, that animals use to survive extreme cold or dry conditions.</w:t>
+            </w:r>
+          </w:p>
+        </w:tc>
+      </w:tr>
+      <w:tr>
+        <w:trPr>
+          <w:trHeight w:val="4200" w:hRule="atLeast"/>
+        </w:trPr>
+        <w:tc>
+          <w:tcPr>
+            <w:tcW w:type="dxa" w:w="13680"/>
             <w:shd w:fill="FFFFFF" w:color="auto" w:val="clear"/>
             <w:tcMar>
               <w:top w:type="dxa" w:w="60"/>
@@ -924,13 +936,13 @@
                 <w:rFonts w:ascii="Arial" w:cs="Arial" w:eastAsia="Arial" w:hAnsi="Arial"/>
                 <w:b w:val="false"/>
                 <w:bCs w:val="false"/>
-                <w:i w:val="false"/>
-                <w:iCs w:val="false"/>
-                <w:color w:val="000000"/>
-                <w:sz w:val="18"/>
-                <w:szCs w:val="18"/>
-              </w:rPr>
-              <w:t xml:space="preserve">Negative feedback means that when a condition changes away from normal, the body responds to bring it back. For temperature, when a dog gets too hot, receptors tell the brain, and the dog pants so that water evaporates from its tongue and cools it. In humans, sweat glands release sweat and blood vessels in the skin widen (vasodilation) so that more heat is lost. A lizard is not able to cool itself in the same way, so it uses behaviour: it basks on a warm rock to warm up and moves to shade when it is too hot. For water balance, if a goat is short of water, the blood becomes more concentrated. The brain detects this and the pituitary gland releases ADH, which makes the kidney tubules reabsorb more water, so the urine is small in volume and concentrated. When the goat drinks plenty, less ADH is released and the urine becomes more dilute. For blood glucose, after eating ugali, glucose rises and the pancreas releases insulin, so cells and the liver take up glucose. When glucose falls, the pancreas releases glucagon, which makes the liver release glucose. Each loop reverses the change and keeps conditions steady.</w:t>
+                <w:i/>
+                <w:iCs/>
+                <w:color w:val="808080"/>
+                <w:sz w:val="18"/>
+                <w:szCs w:val="18"/>
+              </w:rPr>
+              <w:t xml:space="preserve">Write your answer here:</w:t>
             </w:r>
           </w:p>
         </w:tc>
@@ -958,14 +970,12 @@
         <w:tblLayout w:type="fixed"/>
       </w:tblPr>
       <w:tblGrid>
-        <w:gridCol w:w="3000"/>
-        <w:gridCol w:w="10680"/>
+        <w:gridCol w:w="13680"/>
       </w:tblGrid>
       <w:tr>
         <w:tc>
           <w:tcPr>
             <w:tcW w:type="dxa" w:w="13680"/>
-            <w:gridSpan w:val="2"/>
             <w:shd w:fill="1F3864" w:color="auto" w:val="clear"/>
             <w:tcMar>
               <w:top w:type="dxa" w:w="60"/>
@@ -991,15 +1001,15 @@
                 <w:sz w:val="22"/>
                 <w:szCs w:val="22"/>
               </w:rPr>
-              <w:t xml:space="preserve">Section 5: Putting It All Together – Our Final Explanation</w:t>
-            </w:r>
-          </w:p>
-        </w:tc>
-      </w:tr>
-      <w:tr>
-        <w:tc>
-          <w:tcPr>
-            <w:tcW w:type="dxa" w:w="3000"/>
+              <w:t xml:space="preserve">Part 5: Your final poster and why homeostasis matters</w:t>
+            </w:r>
+          </w:p>
+        </w:tc>
+      </w:tr>
+      <w:tr>
+        <w:tc>
+          <w:tcPr>
+            <w:tcW w:type="dxa" w:w="13680"/>
             <w:shd w:fill="D9EEF1" w:color="auto" w:val="clear"/>
             <w:tcMar>
               <w:top w:type="dxa" w:w="60"/>
@@ -1025,13 +1035,18 @@
                 <w:sz w:val="18"/>
                 <w:szCs w:val="18"/>
               </w:rPr>
-              <w:t xml:space="preserve">Write a short final explanation answering the driving question. Use your annotated mammal poster as evidence. Connect excretion, homeostasis and the differences between the dog, lizard, goat and fish. Finish by saying why these systems are essential for survival.</w:t>
-            </w:r>
-          </w:p>
-        </w:tc>
-        <w:tc>
-          <w:tcPr>
-            <w:tcW w:type="dxa" w:w="10680"/>
+              <w:t xml:space="preserve">Your final product is an annotated poster model explaining how a mammal (a goat or a human) regulates its internal environment and excretes waste. (a) List at least five labelled parts or processes your poster must include and say what each shows. (b) Explain how your poster model is different from your first model in Lesson 1. (c) Explain why excretion and homeostasis are essential for the survival of the cells and health of all living organisms.</w:t>
+            </w:r>
+          </w:p>
+        </w:tc>
+      </w:tr>
+      <w:tr>
+        <w:trPr>
+          <w:trHeight w:val="4200" w:hRule="atLeast"/>
+        </w:trPr>
+        <w:tc>
+          <w:tcPr>
+            <w:tcW w:type="dxa" w:w="13680"/>
             <w:shd w:fill="FFFFFF" w:color="auto" w:val="clear"/>
             <w:tcMar>
               <w:top w:type="dxa" w:w="60"/>
@@ -1051,13 +1066,13 @@
                 <w:rFonts w:ascii="Arial" w:cs="Arial" w:eastAsia="Arial" w:hAnsi="Arial"/>
                 <w:b w:val="false"/>
                 <w:bCs w:val="false"/>
-                <w:i w:val="false"/>
-                <w:iCs w:val="false"/>
-                <w:color w:val="000000"/>
-                <w:sz w:val="18"/>
-                <w:szCs w:val="18"/>
-              </w:rPr>
-              <w:t xml:space="preserve">Animals survive changing conditions because they have excretory and homeostatic systems adapted to their environments. The dog pants and the lizard basks because they use different ways to control body temperature. The goat conserves water by making concentrated urine under the control of ADH, while the freshwater fish gets rid of excess water in dilute urine. In mammals, the liver turns toxic ammonia into urea, the kidney nephrons filter blood by ultrafiltration and reabsorb useful substances to form urine, and the skin loses some water, salts and urea in sweat. Negative feedback loops using sweating, vasodilation, behaviour, ADH, insulin and glucagon keep temperature, water and glucose steady. Together these systems stop toxic wastes from building up and protect cells from damage, so animals can survive in different environments from the hot Rift Valley to Lake Victoria.</w:t>
+                <w:i/>
+                <w:iCs/>
+                <w:color w:val="808080"/>
+                <w:sz w:val="18"/>
+                <w:szCs w:val="18"/>
+              </w:rPr>
+              <w:t xml:space="preserve">Write your answer here:</w:t>
             </w:r>
           </w:p>
         </w:tc>
@@ -1284,7 +1299,7 @@
                 <w:sz w:val="18"/>
                 <w:szCs w:val="18"/>
               </w:rPr>
-              <w:t xml:space="preserve">Scientific accuracy of excretory processes</w:t>
+              <w:t xml:space="preserve">Explaining excretion and nitrogenous wastes</w:t>
             </w:r>
           </w:p>
         </w:tc>
@@ -1316,7 +1331,7 @@
                 <w:sz w:val="18"/>
                 <w:szCs w:val="18"/>
               </w:rPr>
-              <w:t xml:space="preserve">Correctly and fully explains deamination, urea formation, ultrafiltration, selective reabsorption and the urine pathway, with all organs labelled correctly and the roles of liver, kidney, bladder and skin clearly described.</w:t>
+              <w:t xml:space="preserve">Correctly names ammonia, urea and uric acid, matches them to animals and links each to water availability with clear reasoning.</w:t>
             </w:r>
           </w:p>
         </w:tc>
@@ -1348,7 +1363,7 @@
                 <w:sz w:val="18"/>
                 <w:szCs w:val="18"/>
               </w:rPr>
-              <w:t xml:space="preserve">Describes most excretory processes and organs correctly, with only minor errors or missing details.</w:t>
+              <w:t xml:space="preserve">Names the wastes and matches most to the correct animals, with a basic link to water availability.</w:t>
             </w:r>
           </w:p>
         </w:tc>
@@ -1380,7 +1395,7 @@
                 <w:sz w:val="18"/>
                 <w:szCs w:val="18"/>
               </w:rPr>
-              <w:t xml:space="preserve">Names some organs but has major errors or gaps in explaining how wastes are formed, filtered or removed.</w:t>
+              <w:t xml:space="preserve">Names some wastes but mixes up animals or does not link waste type to water.</w:t>
             </w:r>
           </w:p>
         </w:tc>
@@ -1414,7 +1429,7 @@
                 <w:sz w:val="18"/>
                 <w:szCs w:val="18"/>
               </w:rPr>
-              <w:t xml:space="preserve">Explanation of homeostasis and negative feedback</w:t>
+              <w:t xml:space="preserve">Kidney structure and urine formation</w:t>
             </w:r>
           </w:p>
         </w:tc>
@@ -1446,7 +1461,7 @@
                 <w:sz w:val="18"/>
                 <w:szCs w:val="18"/>
               </w:rPr>
-              <w:t xml:space="preserve">Clearly explains negative feedback for temperature, water balance (ADH) and blood glucose (insulin and glucagon), showing stimulus, receptor, response and return to normal.</w:t>
+              <w:t xml:space="preserve">Accurately describes cortex, medulla and pelvis and explains ultrafiltration, selective reabsorption, secretion and the role of ADH in the correct order, using evidence from the Follow the Fluid table.</w:t>
             </w:r>
           </w:p>
         </w:tc>
@@ -1478,7 +1493,7 @@
                 <w:sz w:val="18"/>
                 <w:szCs w:val="18"/>
               </w:rPr>
-              <w:t xml:space="preserve">Explains at least two feedback loops correctly, though some steps of the loop are missing.</w:t>
+              <w:t xml:space="preserve">Describes kidney regions and most urine formation steps, with minor gaps in sequence or terms.</w:t>
             </w:r>
           </w:p>
         </w:tc>
@@ -1510,7 +1525,7 @@
                 <w:sz w:val="18"/>
                 <w:szCs w:val="18"/>
               </w:rPr>
-              <w:t xml:space="preserve">Mentions homeostasis but does not show how feedback works, or confuses the hormones and responses.</w:t>
+              <w:t xml:space="preserve">Names some parts or steps but with inaccuracies or missing links between structure and function.</w:t>
             </w:r>
           </w:p>
         </w:tc>
@@ -1544,7 +1559,7 @@
                 <w:sz w:val="18"/>
                 <w:szCs w:val="18"/>
               </w:rPr>
-              <w:t xml:space="preserve">Connection to the phenomenon and comparison of animals</w:t>
+              <w:t xml:space="preserve">Negative feedback and thermoregulation</w:t>
             </w:r>
           </w:p>
         </w:tc>
@@ -1576,7 +1591,7 @@
                 <w:sz w:val="18"/>
                 <w:szCs w:val="18"/>
               </w:rPr>
-              <w:t xml:space="preserve">Uses the dog, lizard, goat and freshwater fish to explain how habitat shapes waste type, water balance and temperature control, with clear Kenyan examples.</w:t>
+              <w:t xml:space="preserve">Explains set point, detector, control centre and effectors correctly for at least one loop, and clearly contrasts the dog (endotherm) and lizard (ectotherm).</w:t>
             </w:r>
           </w:p>
         </w:tc>
@@ -1608,7 +1623,7 @@
                 <w:sz w:val="18"/>
                 <w:szCs w:val="18"/>
               </w:rPr>
-              <w:t xml:space="preserve">Refers to the phenomenon animals and makes some correct comparisons, but links to habitat are limited.</w:t>
+              <w:t xml:space="preserve">Gives a mostly correct feedback loop and a reasonable explanation of the dog and lizard.</w:t>
             </w:r>
           </w:p>
         </w:tc>
@@ -1640,7 +1655,7 @@
                 <w:sz w:val="18"/>
                 <w:szCs w:val="18"/>
               </w:rPr>
-              <w:t xml:space="preserve">Barely refers to the phenomenon or makes incorrect or no comparisons between the animals.</w:t>
+              <w:t xml:space="preserve">Describes a response but does not show the feedback idea or confuses endotherm and ectotherm.</w:t>
             </w:r>
           </w:p>
         </w:tc>
@@ -1674,7 +1689,7 @@
                 <w:sz w:val="18"/>
                 <w:szCs w:val="18"/>
               </w:rPr>
-              <w:t xml:space="preserve">Poster design, annotation and labelling</w:t>
+              <w:t xml:space="preserve">Use of evidence and claim-evidence-reasoning</w:t>
             </w:r>
           </w:p>
         </w:tc>
@@ -1706,7 +1721,7 @@
                 <w:sz w:val="18"/>
                 <w:szCs w:val="18"/>
               </w:rPr>
-              <w:t xml:space="preserve">Poster is neat, well organised and fully labelled, with arrows and annotations that show how the parts work together and cause and effect clearly.</w:t>
+              <w:t xml:space="preserve">Makes clear claims supported by specific evidence from the lessons and reasoning that connects the evidence to the hot afternoon phenomenon.</w:t>
             </w:r>
           </w:p>
         </w:tc>
@@ -1738,7 +1753,7 @@
                 <w:sz w:val="18"/>
                 <w:szCs w:val="18"/>
               </w:rPr>
-              <w:t xml:space="preserve">Poster has most parts labelled and some annotations, but the flow or detail is uneven.</w:t>
+              <w:t xml:space="preserve">Makes claims with some evidence, but the reasoning is partly incomplete.</w:t>
             </w:r>
           </w:p>
         </w:tc>
@@ -1770,7 +1785,7 @@
                 <w:sz w:val="18"/>
                 <w:szCs w:val="18"/>
               </w:rPr>
-              <w:t xml:space="preserve">Poster has few labels or annotations and is hard to follow.</w:t>
+              <w:t xml:space="preserve">Gives statements with little or no evidence or reasoning.</w:t>
             </w:r>
           </w:p>
         </w:tc>
@@ -1804,7 +1819,7 @@
                 <w:sz w:val="18"/>
                 <w:szCs w:val="18"/>
               </w:rPr>
-              <w:t xml:space="preserve">Use of scientific vocabulary and reasoning</w:t>
+              <w:t xml:space="preserve">Poster model and communication</w:t>
             </w:r>
           </w:p>
         </w:tc>
@@ -1836,7 +1851,7 @@
                 <w:sz w:val="18"/>
                 <w:szCs w:val="18"/>
               </w:rPr>
-              <w:t xml:space="preserve">Uses terms such as excretion, homeostasis, osmoregulation, nephron and ADH accurately, and gives clear reasons for why each system is needed for survival.</w:t>
+              <w:t xml:space="preserve">Poster plan includes at least five accurate, labelled parts with functions, shows links between kidney, liver, skin and feedback control, and explains why homeostasis matters for cells.</w:t>
             </w:r>
           </w:p>
         </w:tc>
@@ -1868,7 +1883,7 @@
                 <w:sz w:val="18"/>
                 <w:szCs w:val="18"/>
               </w:rPr>
-              <w:t xml:space="preserve">Uses most scientific terms correctly and gives some reasoning.</w:t>
+              <w:t xml:space="preserve">Poster plan includes about four accurate labelled parts with some links between them.</w:t>
             </w:r>
           </w:p>
         </w:tc>
@@ -1900,7 +1915,7 @@
                 <w:sz w:val="18"/>
                 <w:szCs w:val="18"/>
               </w:rPr>
-              <w:t xml:space="preserve">Uses few scientific terms or uses them incorrectly, with little reasoning.</w:t>
+              <w:t xml:space="preserve">Poster plan has few or unclear labels and little connection between parts.</w:t>
             </w:r>
           </w:p>
         </w:tc>
@@ -2024,7 +2039,7 @@
         </w:rPr>
         <w:t xml:space="preserve">© 2026 SeaVuria and ARES. This work is licensed under a </w:t>
       </w:r>
-      <w:hyperlink w:history="1" r:id="rId92evysv-4l6oxuelbqkk4">
+      <w:hyperlink w:history="1" r:id="rIdz70tn4fuicquhgambvw3c">
         <w:r>
           <w:rPr>
             <w:rFonts w:ascii="Arial" w:cs="Arial" w:eastAsia="Arial" w:hAnsi="Arial"/>
@@ -2044,7 +2059,7 @@
         </w:rPr>
         <w:t xml:space="preserve"> (</w:t>
       </w:r>
-      <w:hyperlink w:history="1" r:id="rId2o6mylgf31a5iqlkyz1qr">
+      <w:hyperlink w:history="1" r:id="rIdiy7jz9umcy1qfeqmntrn0">
         <w:r>
           <w:rPr>
             <w:rFonts w:ascii="Arial" w:cs="Arial" w:eastAsia="Arial" w:hAnsi="Arial"/>
@@ -2064,7 +2079,7 @@
         </w:rPr>
         <w:t xml:space="preserve">). To view a copy of this license, visit </w:t>
       </w:r>
-      <w:hyperlink w:history="1" r:id="rIdmz21iyohstfd8azdb6gsw">
+      <w:hyperlink w:history="1" r:id="rIdvyivnfltp2jxf623fksth">
         <w:r>
           <w:rPr>
             <w:rFonts w:ascii="Arial" w:cs="Arial" w:eastAsia="Arial" w:hAnsi="Arial"/>

--- a/data/outputs/v2/Grade11/Biology/Lesson_Plans/SS3.3_Excretion_and_Homeostasis_in_Animals/Biology_Excretion_and_Homeostasis_in_Animals_FinalExplanation.docx
+++ b/data/outputs/v2/Grade11/Biology/Lesson_Plans/SS3.3_Excretion_and_Homeostasis_in_Animals/Biology_Excretion_and_Homeostasis_in_Animals_FinalExplanation.docx
@@ -2039,7 +2039,7 @@
         </w:rPr>
         <w:t xml:space="preserve">© 2026 SeaVuria and ARES. This work is licensed under a </w:t>
       </w:r>
-      <w:hyperlink w:history="1" r:id="rIdz70tn4fuicquhgambvw3c">
+      <w:hyperlink w:history="1" r:id="rIdhxu7o9nposaztzusttquo">
         <w:r>
           <w:rPr>
             <w:rFonts w:ascii="Arial" w:cs="Arial" w:eastAsia="Arial" w:hAnsi="Arial"/>
@@ -2059,7 +2059,7 @@
         </w:rPr>
         <w:t xml:space="preserve"> (</w:t>
       </w:r>
-      <w:hyperlink w:history="1" r:id="rIdiy7jz9umcy1qfeqmntrn0">
+      <w:hyperlink w:history="1" r:id="rIdi9n5ugh0ru7308jweyivr">
         <w:r>
           <w:rPr>
             <w:rFonts w:ascii="Arial" w:cs="Arial" w:eastAsia="Arial" w:hAnsi="Arial"/>
@@ -2079,7 +2079,7 @@
         </w:rPr>
         <w:t xml:space="preserve">). To view a copy of this license, visit </w:t>
       </w:r>
-      <w:hyperlink w:history="1" r:id="rIdvyivnfltp2jxf623fksth">
+      <w:hyperlink w:history="1" r:id="rIdpqafy9ioroeb4jgbekto0">
         <w:r>
           <w:rPr>
             <w:rFonts w:ascii="Arial" w:cs="Arial" w:eastAsia="Arial" w:hAnsi="Arial"/>

--- a/data/outputs/v2/Grade11/Biology/Lesson_Plans/SS3.3_Excretion_and_Homeostasis_in_Animals/Biology_Excretion_and_Homeostasis_in_Animals_FinalExplanation.docx
+++ b/data/outputs/v2/Grade11/Biology/Lesson_Plans/SS3.3_Excretion_and_Homeostasis_in_Animals/Biology_Excretion_and_Homeostasis_in_Animals_FinalExplanation.docx
@@ -2039,7 +2039,7 @@
         </w:rPr>
         <w:t xml:space="preserve">© 2026 SeaVuria and ARES. This work is licensed under a </w:t>
       </w:r>
-      <w:hyperlink w:history="1" r:id="rIdhxu7o9nposaztzusttquo">
+      <w:hyperlink w:history="1" r:id="rId2mggxvj4fyajpxdg3w6oq">
         <w:r>
           <w:rPr>
             <w:rFonts w:ascii="Arial" w:cs="Arial" w:eastAsia="Arial" w:hAnsi="Arial"/>
@@ -2059,7 +2059,7 @@
         </w:rPr>
         <w:t xml:space="preserve"> (</w:t>
       </w:r>
-      <w:hyperlink w:history="1" r:id="rIdi9n5ugh0ru7308jweyivr">
+      <w:hyperlink w:history="1" r:id="rIdxnjms1piv2x7xfnzwx8as">
         <w:r>
           <w:rPr>
             <w:rFonts w:ascii="Arial" w:cs="Arial" w:eastAsia="Arial" w:hAnsi="Arial"/>
@@ -2079,7 +2079,7 @@
         </w:rPr>
         <w:t xml:space="preserve">). To view a copy of this license, visit </w:t>
       </w:r>
-      <w:hyperlink w:history="1" r:id="rIdpqafy9ioroeb4jgbekto0">
+      <w:hyperlink w:history="1" r:id="rIdvxsc18mc3xu87si39mx1p">
         <w:r>
           <w:rPr>
             <w:rFonts w:ascii="Arial" w:cs="Arial" w:eastAsia="Arial" w:hAnsi="Arial"/>

--- a/data/outputs/v2/Grade11/Biology/Lesson_Plans/SS3.3_Excretion_and_Homeostasis_in_Animals/Biology_Excretion_and_Homeostasis_in_Animals_FinalExplanation.docx
+++ b/data/outputs/v2/Grade11/Biology/Lesson_Plans/SS3.3_Excretion_and_Homeostasis_in_Animals/Biology_Excretion_and_Homeostasis_in_Animals_FinalExplanation.docx
@@ -2039,7 +2039,7 @@
         </w:rPr>
         <w:t xml:space="preserve">© 2026 SeaVuria and ARES. This work is licensed under a </w:t>
       </w:r>
-      <w:hyperlink w:history="1" r:id="rId2mggxvj4fyajpxdg3w6oq">
+      <w:hyperlink w:history="1" r:id="rIdjpvsu5qhcbekrmwg1y43_">
         <w:r>
           <w:rPr>
             <w:rFonts w:ascii="Arial" w:cs="Arial" w:eastAsia="Arial" w:hAnsi="Arial"/>
@@ -2059,7 +2059,7 @@
         </w:rPr>
         <w:t xml:space="preserve"> (</w:t>
       </w:r>
-      <w:hyperlink w:history="1" r:id="rIdxnjms1piv2x7xfnzwx8as">
+      <w:hyperlink w:history="1" r:id="rIdtbxrbrcn5azhgwr6p9hmr">
         <w:r>
           <w:rPr>
             <w:rFonts w:ascii="Arial" w:cs="Arial" w:eastAsia="Arial" w:hAnsi="Arial"/>
@@ -2079,7 +2079,7 @@
         </w:rPr>
         <w:t xml:space="preserve">). To view a copy of this license, visit </w:t>
       </w:r>
-      <w:hyperlink w:history="1" r:id="rIdvxsc18mc3xu87si39mx1p">
+      <w:hyperlink w:history="1" r:id="rIduvupeiu58db1dv4exksvb">
         <w:r>
           <w:rPr>
             <w:rFonts w:ascii="Arial" w:cs="Arial" w:eastAsia="Arial" w:hAnsi="Arial"/>

--- a/data/outputs/v2/Grade11/Biology/Lesson_Plans/SS3.3_Excretion_and_Homeostasis_in_Animals/Biology_Excretion_and_Homeostasis_in_Animals_FinalExplanation.docx
+++ b/data/outputs/v2/Grade11/Biology/Lesson_Plans/SS3.3_Excretion_and_Homeostasis_in_Animals/Biology_Excretion_and_Homeostasis_in_Animals_FinalExplanation.docx
@@ -2039,7 +2039,7 @@
         </w:rPr>
         <w:t xml:space="preserve">© 2026 SeaVuria and ARES. This work is licensed under a </w:t>
       </w:r>
-      <w:hyperlink w:history="1" r:id="rIdjpvsu5qhcbekrmwg1y43_">
+      <w:hyperlink w:history="1" r:id="rIdgidctzrkg9fms6ibjw98_">
         <w:r>
           <w:rPr>
             <w:rFonts w:ascii="Arial" w:cs="Arial" w:eastAsia="Arial" w:hAnsi="Arial"/>
@@ -2059,7 +2059,7 @@
         </w:rPr>
         <w:t xml:space="preserve"> (</w:t>
       </w:r>
-      <w:hyperlink w:history="1" r:id="rIdtbxrbrcn5azhgwr6p9hmr">
+      <w:hyperlink w:history="1" r:id="rIdpxi-0x8i3emyriuqkft-y">
         <w:r>
           <w:rPr>
             <w:rFonts w:ascii="Arial" w:cs="Arial" w:eastAsia="Arial" w:hAnsi="Arial"/>
@@ -2079,7 +2079,7 @@
         </w:rPr>
         <w:t xml:space="preserve">). To view a copy of this license, visit </w:t>
       </w:r>
-      <w:hyperlink w:history="1" r:id="rIduvupeiu58db1dv4exksvb">
+      <w:hyperlink w:history="1" r:id="rIdyxz7ardzfdhsj1fq0v7uy">
         <w:r>
           <w:rPr>
             <w:rFonts w:ascii="Arial" w:cs="Arial" w:eastAsia="Arial" w:hAnsi="Arial"/>

--- a/data/outputs/v2/Grade11/Biology/Lesson_Plans/SS3.3_Excretion_and_Homeostasis_in_Animals/Biology_Excretion_and_Homeostasis_in_Animals_FinalExplanation.docx
+++ b/data/outputs/v2/Grade11/Biology/Lesson_Plans/SS3.3_Excretion_and_Homeostasis_in_Animals/Biology_Excretion_and_Homeostasis_in_Animals_FinalExplanation.docx
@@ -95,7 +95,7 @@
                 <w:sz w:val="22"/>
                 <w:szCs w:val="22"/>
               </w:rPr>
-              <w:t xml:space="preserve">FINAL EXPLANATION: BIOLOGY GRADE 11: EXCRETION AND HOMEOSTASIS IN ANIMALS</w:t>
+              <w:t xml:space="preserve">FINAL EXPLANATION: BIOLOGY GRADE 11 – SUB-STRAND 3.3 EXCRETION AND HOMEOSTASIS IN ANIMALS: FINAL EXPLANATION</w:t>
             </w:r>
           </w:p>
         </w:tc>
@@ -422,7 +422,7 @@
                 <w:sz w:val="18"/>
                 <w:szCs w:val="18"/>
               </w:rPr>
-              <w:t xml:space="preserve">Welcome to your Final Explanation. Think back to the hot afternoon in a Kenyan community: a dog pants with its tongue out, a lizard sits still on a warm rock, goats drink water yet make concentrated urine, and freshwater fish keep excreting large amounts of dilute urine. Use everything you observed and learned in Lessons 1 to 7 to answer the questions below. Write your answers in the space under each question. Use evidence from your kidney dissection, your charts, your 'Follow the Fluid' table, your feedback flowcharts and your class model. Use correct terms such as nitrogenous waste, ultrafiltration, reabsorption, ADH, negative feedback, endotherm and ectotherm. Where a question asks for a claim, evidence and reasoning, state your claim first, support it with evidence, then explain why the evidence supports it. Your last task is to plan the annotated poster that will be your final product.</w:t>
+              <w:t xml:space="preserve">Driving question: How do different animals maintain a balanced internal environment and eliminate toxic wastes despite drastic changes in their external conditions? Think back to the hot afternoon in a Kenyan community: a dog panting with its tongue hanging out, a lizard sitting still on a warm rock, goats that drink water yet make concentrated urine, and freshwater fish that keep excreting large amounts of dilute urine. Answer each section in the blank space under the prompt. Use evidence from what you observed in Lessons 1 to 6 (charts, the goat or cow kidney dissection, the nephron animations, the liver and skin photomicrographs, the feedback flowcharts and the thermoregulation notes). Write in full sentences and use correct biology words. Where a section asks for a claim, evidence and reasoning, give all three. At the end you will use your answers to help build your annotated poster model of how a mammal regulates its internal environment and excretes waste, which your teacher will mark with a rubric.</w:t>
             </w:r>
           </w:p>
         </w:tc>
@@ -481,7 +481,7 @@
                 <w:sz w:val="22"/>
                 <w:szCs w:val="22"/>
               </w:rPr>
-              <w:t xml:space="preserve">Part 1: Getting rid of nitrogenous wastes in different habitats</w:t>
+              <w:t xml:space="preserve">Section 1: Getting rid of wastes in different habitats</w:t>
             </w:r>
           </w:p>
         </w:tc>
@@ -515,7 +515,7 @@
                 <w:sz w:val="18"/>
                 <w:szCs w:val="18"/>
               </w:rPr>
-              <w:t xml:space="preserve">Animals make toxic nitrogenous wastes when they break down proteins. (a) Name the three nitrogenous wastes you studied and say which animals you linked to each one: freshwater fish, marine fish, insects, birds and mammals. (b) Explain how the type of waste an animal makes is linked to how much water is available to it. Use the freshwater fish and the insects and birds in your explanation. (c) Name the excretory structures used by freshwater fish, marine fish, insects and birds.</w:t>
+              <w:t xml:space="preserve">Insects, birds, freshwater fish and mammals such as goats make different nitrogenous wastes and use different excretory structures. (a) Name the nitrogenous wastes ammonia, urea and uric acid and state which animals in our charts excrete each one. (b) Name the excretory structures used by insects, birds, fish and mammals. (c) Explain how the type of waste an animal makes is linked to how much water is available to it. Use the freshwater fish and the bird or insect as your two examples.</w:t>
             </w:r>
           </w:p>
         </w:tc>
@@ -611,7 +611,7 @@
                 <w:sz w:val="22"/>
                 <w:szCs w:val="22"/>
               </w:rPr>
-              <w:t xml:space="preserve">Part 2: How the mammalian kidney makes urine</w:t>
+              <w:t xml:space="preserve">Section 2: From blood to urine in the goat</w:t>
             </w:r>
           </w:p>
         </w:tc>
@@ -645,7 +645,7 @@
                 <w:sz w:val="18"/>
                 <w:szCs w:val="18"/>
               </w:rPr>
-              <w:t xml:space="preserve">Think about the goat kidney you dissected and the animations of the nephron. (a) Describe what you saw in the cortex, medulla and pelvis, and say what each region does. (b) Using your 'Follow the Fluid' table, explain the steps by which blood becomes urine. Include ultrafiltration, selective reabsorption and secretion. (c) Explain why glucose is found in blood and filtrate but not in urine, while urea is more concentrated in urine. (d) Which hormone controls how much water is reabsorbed, and where in the nephron does it act?</w:t>
+              <w:t xml:space="preserve">On the hot afternoon the goat drank water yet produced concentrated urine. Using what you learned from the goat or cow kidney dissection and the nephron animations: (a) Describe the roles of the cortex, medulla and pelvis. (b) Explain, in order, how ultrafiltration, selective reabsorption and secretion in the nephron turn blood into urine. (c) Explain why glucose is absent from urine but urea is concentrated in it.</w:t>
             </w:r>
           </w:p>
         </w:tc>
@@ -741,7 +741,7 @@
                 <w:sz w:val="22"/>
                 <w:szCs w:val="22"/>
               </w:rPr>
-              <w:t xml:space="preserve">Part 3: The liver and skin, and the goat and the freshwater fish</w:t>
+              <w:t xml:space="preserve">Section 3: Liver and skin as partners of the kidney</w:t>
             </w:r>
           </w:p>
         </w:tc>
@@ -775,7 +775,7 @@
                 <w:sz w:val="18"/>
                 <w:szCs w:val="18"/>
               </w:rPr>
-              <w:t xml:space="preserve">(a) Where does the urea in a goat's urine come from, and how does it reach the urine? (b) State one other job of the liver and one job of the skin in excretion. (c) Explain why a goat that has lost water on a hot day makes small amounts of concentrated urine, while a freshwater fish makes large amounts of dilute urine. Write this as a claim, evidence and reasoning explanation, using what you learned about the kidney for the goat and about water movement for the fish.</w:t>
+              <w:t xml:space="preserve">Urea is found in the goat's urine and a little urea is found in sweat. (a) Explain where the urea comes from and how it reaches the kidney. (b) State two other jobs of the liver and what the skin excretes. (c) A resource person spoke about cirrhosis, hepatitis and fatty liver disease. Explain why damage to the liver would be a problem for the whole body.</w:t>
             </w:r>
           </w:p>
         </w:tc>
@@ -871,7 +871,7 @@
                 <w:sz w:val="22"/>
                 <w:szCs w:val="22"/>
               </w:rPr>
-              <w:t xml:space="preserve">Part 4: Negative feedback and the dog and the lizard</w:t>
+              <w:t xml:space="preserve">Section 4: Negative feedback in water, glucose and temperature</w:t>
             </w:r>
           </w:p>
         </w:tc>
@@ -905,7 +905,7 @@
                 <w:sz w:val="18"/>
                 <w:szCs w:val="18"/>
               </w:rPr>
-              <w:t xml:space="preserve">(a) Explain what negative feedback means, using a set point. (b) Draw or describe a feedback loop for either blood glucose after a meal of ugali and sukuma wiki, or body temperature on a hot day. Name the detector, the control centre and the effectors or hormones. (c) Explain why the dog pants and why the lizard sits still on the warm rock. In your answer, use the words endotherm and ectotherm. (d) Name two behaviours, other than basking and seeking shade, that animals use to survive extreme cold or dry conditions.</w:t>
+              <w:t xml:space="preserve">(a) Explain what negative feedback means. (b) Describe the feedback loop that adjusts how much water the goat's kidney reabsorbs on a hot day, and explain why the freshwater fish produces dilute urine. (c) Describe how insulin and glucagon keep blood glucose steady after a meal of ugali and sukuma wiki. (d) Choose diabetes mellitus or diabetes insipidus and explain which part of its loop has failed, using its symptoms.</w:t>
             </w:r>
           </w:p>
         </w:tc>
@@ -1001,7 +1001,7 @@
                 <w:sz w:val="22"/>
                 <w:szCs w:val="22"/>
               </w:rPr>
-              <w:t xml:space="preserve">Part 5: Your final poster and why homeostasis matters</w:t>
+              <w:t xml:space="preserve">Section 5: Final explanation of the hot afternoon</w:t>
             </w:r>
           </w:p>
         </w:tc>
@@ -1035,7 +1035,7 @@
                 <w:sz w:val="18"/>
                 <w:szCs w:val="18"/>
               </w:rPr>
-              <w:t xml:space="preserve">Your final product is an annotated poster model explaining how a mammal (a goat or a human) regulates its internal environment and excretes waste. (a) List at least five labelled parts or processes your poster must include and say what each shows. (b) Explain how your poster model is different from your first model in Lesson 1. (c) Explain why excretion and homeostasis are essential for the survival of the cells and health of all living organisms.</w:t>
+              <w:t xml:space="preserve">Write a claim-evidence-reasoning explanation that answers the driving question using the dog, the lizard, the goat and the freshwater fish. Include: (a) how the dog and the lizard each keep a steady body temperature, and the difference between them; (b) how the goat and the freshwater fish handle water and wastes differently; (c) why excretion and homeostasis are essential for survival. Then state one idea from your Lesson 1 model that you have changed.</w:t>
             </w:r>
           </w:p>
         </w:tc>
@@ -1299,7 +1299,7 @@
                 <w:sz w:val="18"/>
                 <w:szCs w:val="18"/>
               </w:rPr>
-              <w:t xml:space="preserve">Explaining excretion and nitrogenous wastes</w:t>
+              <w:t xml:space="preserve">Accuracy of excretion science (wastes, kidney, liver, skin)</w:t>
             </w:r>
           </w:p>
         </w:tc>
@@ -1331,7 +1331,7 @@
                 <w:sz w:val="18"/>
                 <w:szCs w:val="18"/>
               </w:rPr>
-              <w:t xml:space="preserve">Correctly names ammonia, urea and uric acid, matches them to animals and links each to water availability with clear reasoning.</w:t>
+              <w:t xml:space="preserve">Correctly names ammonia, urea and uric acid with the animals and structures, and accurately explains ultrafiltration, selective reabsorption, secretion and the roles of the liver and skin, linking waste type to water availability.</w:t>
             </w:r>
           </w:p>
         </w:tc>
@@ -1363,7 +1363,7 @@
                 <w:sz w:val="18"/>
                 <w:szCs w:val="18"/>
               </w:rPr>
-              <w:t xml:space="preserve">Names the wastes and matches most to the correct animals, with a basic link to water availability.</w:t>
+              <w:t xml:space="preserve">Mostly correct explanation of wastes, nephron steps and the roles of the liver and skin, with minor gaps or one weak link to water availability.</w:t>
             </w:r>
           </w:p>
         </w:tc>
@@ -1395,7 +1395,7 @@
                 <w:sz w:val="18"/>
                 <w:szCs w:val="18"/>
               </w:rPr>
-              <w:t xml:space="preserve">Names some wastes but mixes up animals or does not link waste type to water.</w:t>
+              <w:t xml:space="preserve">Several errors or missing parts; confuses wastes, structures or nephron steps, or lists facts without explaining.</w:t>
             </w:r>
           </w:p>
         </w:tc>
@@ -1429,7 +1429,7 @@
                 <w:sz w:val="18"/>
                 <w:szCs w:val="18"/>
               </w:rPr>
-              <w:t xml:space="preserve">Kidney structure and urine formation</w:t>
+              <w:t xml:space="preserve">Explanation of homeostasis and negative feedback</w:t>
             </w:r>
           </w:p>
         </w:tc>
@@ -1461,7 +1461,7 @@
                 <w:sz w:val="18"/>
                 <w:szCs w:val="18"/>
               </w:rPr>
-              <w:t xml:space="preserve">Accurately describes cortex, medulla and pelvis and explains ultrafiltration, selective reabsorption, secretion and the role of ADH in the correct order, using evidence from the Follow the Fluid table.</w:t>
+              <w:t xml:space="preserve">Clearly explains negative feedback and applies it correctly to ADH and water, insulin and glucagon and temperature control, including the role of the hypothalamus and effectors and the difference between the dog and the lizard.</w:t>
             </w:r>
           </w:p>
         </w:tc>
@@ -1493,7 +1493,7 @@
                 <w:sz w:val="18"/>
                 <w:szCs w:val="18"/>
               </w:rPr>
-              <w:t xml:space="preserve">Describes kidney regions and most urine formation steps, with minor gaps in sequence or terms.</w:t>
+              <w:t xml:space="preserve">Explains negative feedback and applies it to most examples with small omissions.</w:t>
             </w:r>
           </w:p>
         </w:tc>
@@ -1525,7 +1525,7 @@
                 <w:sz w:val="18"/>
                 <w:szCs w:val="18"/>
               </w:rPr>
-              <w:t xml:space="preserve">Names some parts or steps but with inaccuracies or missing links between structure and function.</w:t>
+              <w:t xml:space="preserve">Describes changes without showing a loop, or confuses the responses of endotherms and ectotherms.</w:t>
             </w:r>
           </w:p>
         </w:tc>
@@ -1559,7 +1559,7 @@
                 <w:sz w:val="18"/>
                 <w:szCs w:val="18"/>
               </w:rPr>
-              <w:t xml:space="preserve">Negative feedback and thermoregulation</w:t>
+              <w:t xml:space="preserve">Use of evidence and claim-evidence-reasoning</w:t>
             </w:r>
           </w:p>
         </w:tc>
@@ -1591,7 +1591,7 @@
                 <w:sz w:val="18"/>
                 <w:szCs w:val="18"/>
               </w:rPr>
-              <w:t xml:space="preserve">Explains set point, detector, control centre and effectors correctly for at least one loop, and clearly contrasts the dog (endotherm) and lizard (ectotherm).</w:t>
+              <w:t xml:space="preserve">Gives a clear claim supported by specific evidence from the lessons (dog, lizard, goat, freshwater fish, dissection, case studies) and reasoning that links evidence to the claim.</w:t>
             </w:r>
           </w:p>
         </w:tc>
@@ -1623,7 +1623,7 @@
                 <w:sz w:val="18"/>
                 <w:szCs w:val="18"/>
               </w:rPr>
-              <w:t xml:space="preserve">Gives a mostly correct feedback loop and a reasonable explanation of the dog and lizard.</w:t>
+              <w:t xml:space="preserve">Gives a claim with some evidence from the lessons, but the reasoning is partly missing.</w:t>
             </w:r>
           </w:p>
         </w:tc>
@@ -1655,7 +1655,7 @@
                 <w:sz w:val="18"/>
                 <w:szCs w:val="18"/>
               </w:rPr>
-              <w:t xml:space="preserve">Describes a response but does not show the feedback idea or confuses endotherm and ectotherm.</w:t>
+              <w:t xml:space="preserve">Claim is unclear or evidence is vague, missing or not from the lessons.</w:t>
             </w:r>
           </w:p>
         </w:tc>
@@ -1689,7 +1689,7 @@
                 <w:sz w:val="18"/>
                 <w:szCs w:val="18"/>
               </w:rPr>
-              <w:t xml:space="preserve">Use of evidence and claim-evidence-reasoning</w:t>
+              <w:t xml:space="preserve">Answering the driving question and reflecting on learning</w:t>
             </w:r>
           </w:p>
         </w:tc>
@@ -1721,7 +1721,7 @@
                 <w:sz w:val="18"/>
                 <w:szCs w:val="18"/>
               </w:rPr>
-              <w:t xml:space="preserve">Makes clear claims supported by specific evidence from the lessons and reasoning that connects the evidence to the hot afternoon phenomenon.</w:t>
+              <w:t xml:space="preserve">Fully connects all four animals to the driving question, explains why excretion and homeostasis are essential for cell survival, and states a specific change from the Lesson 1 model.</w:t>
             </w:r>
           </w:p>
         </w:tc>
@@ -1753,7 +1753,7 @@
                 <w:sz w:val="18"/>
                 <w:szCs w:val="18"/>
               </w:rPr>
-              <w:t xml:space="preserve">Makes claims with some evidence, but the reasoning is partly incomplete.</w:t>
+              <w:t xml:space="preserve">Connects most animals to the driving question and gives a general reason and a simple change in thinking.</w:t>
             </w:r>
           </w:p>
         </w:tc>
@@ -1785,7 +1785,7 @@
                 <w:sz w:val="18"/>
                 <w:szCs w:val="18"/>
               </w:rPr>
-              <w:t xml:space="preserve">Gives statements with little or no evidence or reasoning.</w:t>
+              <w:t xml:space="preserve">Leaves out animals or gives no reason why excretion and homeostasis matter; no clear reflection.</w:t>
             </w:r>
           </w:p>
         </w:tc>
@@ -1819,7 +1819,7 @@
                 <w:sz w:val="18"/>
                 <w:szCs w:val="18"/>
               </w:rPr>
-              <w:t xml:space="preserve">Poster model and communication</w:t>
+              <w:t xml:space="preserve">Scientific vocabulary and clarity</w:t>
             </w:r>
           </w:p>
         </w:tc>
@@ -1851,7 +1851,7 @@
                 <w:sz w:val="18"/>
                 <w:szCs w:val="18"/>
               </w:rPr>
-              <w:t xml:space="preserve">Poster plan includes at least five accurate, labelled parts with functions, shows links between kidney, liver, skin and feedback control, and explains why homeostasis matters for cells.</w:t>
+              <w:t xml:space="preserve">Uses scientific terms correctly and consistently in well-organised, clear sentences.</w:t>
             </w:r>
           </w:p>
         </w:tc>
@@ -1883,7 +1883,7 @@
                 <w:sz w:val="18"/>
                 <w:szCs w:val="18"/>
               </w:rPr>
-              <w:t xml:space="preserve">Poster plan includes about four accurate labelled parts with some links between them.</w:t>
+              <w:t xml:space="preserve">Uses most terms correctly; writing is mostly clear.</w:t>
             </w:r>
           </w:p>
         </w:tc>
@@ -1915,7 +1915,7 @@
                 <w:sz w:val="18"/>
                 <w:szCs w:val="18"/>
               </w:rPr>
-              <w:t xml:space="preserve">Poster plan has few or unclear labels and little connection between parts.</w:t>
+              <w:t xml:space="preserve">Uses few scientific terms or uses them incorrectly; writing is hard to follow.</w:t>
             </w:r>
           </w:p>
         </w:tc>
@@ -2039,7 +2039,7 @@
         </w:rPr>
         <w:t xml:space="preserve">© 2026 SeaVuria and ARES. This work is licensed under a </w:t>
       </w:r>
-      <w:hyperlink w:history="1" r:id="rIdgidctzrkg9fms6ibjw98_">
+      <w:hyperlink w:history="1" r:id="rId6ylonn82twudqfwwkcu2v">
         <w:r>
           <w:rPr>
             <w:rFonts w:ascii="Arial" w:cs="Arial" w:eastAsia="Arial" w:hAnsi="Arial"/>
@@ -2059,7 +2059,7 @@
         </w:rPr>
         <w:t xml:space="preserve"> (</w:t>
       </w:r>
-      <w:hyperlink w:history="1" r:id="rIdpxi-0x8i3emyriuqkft-y">
+      <w:hyperlink w:history="1" r:id="rIduskwasl9fxg1zv6shxmqf">
         <w:r>
           <w:rPr>
             <w:rFonts w:ascii="Arial" w:cs="Arial" w:eastAsia="Arial" w:hAnsi="Arial"/>
@@ -2079,7 +2079,7 @@
         </w:rPr>
         <w:t xml:space="preserve">). To view a copy of this license, visit </w:t>
       </w:r>
-      <w:hyperlink w:history="1" r:id="rIdyxz7ardzfdhsj1fq0v7uy">
+      <w:hyperlink w:history="1" r:id="rIdgkgv_ffskfawx-dnzc1aj">
         <w:r>
           <w:rPr>
             <w:rFonts w:ascii="Arial" w:cs="Arial" w:eastAsia="Arial" w:hAnsi="Arial"/>

--- a/data/outputs/v2/Grade11/Biology/Lesson_Plans/SS3.3_Excretion_and_Homeostasis_in_Animals/Biology_Excretion_and_Homeostasis_in_Animals_FinalExplanation.docx
+++ b/data/outputs/v2/Grade11/Biology/Lesson_Plans/SS3.3_Excretion_and_Homeostasis_in_Animals/Biology_Excretion_and_Homeostasis_in_Animals_FinalExplanation.docx
@@ -4,6 +4,7 @@
   <w:body>
     <w:p>
       <w:pPr>
+        <w:keepNext w:val="false"/>
         <w:spacing w:after="30" w:before="0"/>
         <w:jc w:val="center"/>
       </w:pPr>
@@ -23,6 +24,7 @@
     </w:p>
     <w:p>
       <w:pPr>
+        <w:keepNext w:val="false"/>
         <w:spacing w:after="60" w:before="0"/>
         <w:jc w:val="center"/>
       </w:pPr>
@@ -81,6 +83,7 @@
           </w:tcPr>
           <w:p>
             <w:pPr>
+              <w:keepNext w:val="false"/>
               <w:spacing w:after="40" w:before="0"/>
               <w:jc w:val="center"/>
             </w:pPr>
@@ -116,6 +119,7 @@
           </w:tcPr>
           <w:p>
             <w:pPr>
+              <w:keepNext w:val="false"/>
               <w:spacing w:after="40" w:before="0"/>
               <w:jc w:val="center"/>
             </w:pPr>
@@ -150,6 +154,7 @@
           </w:tcPr>
           <w:p>
             <w:pPr>
+              <w:keepNext w:val="false"/>
               <w:spacing w:after="40" w:before="0"/>
               <w:jc w:val="left"/>
             </w:pPr>
@@ -182,6 +187,7 @@
           </w:tcPr>
           <w:p>
             <w:pPr>
+              <w:keepNext w:val="false"/>
               <w:spacing w:after="40" w:before="0"/>
               <w:jc w:val="left"/>
             </w:pPr>
@@ -216,6 +222,7 @@
           </w:tcPr>
           <w:p>
             <w:pPr>
+              <w:keepNext w:val="false"/>
               <w:spacing w:after="40" w:before="0"/>
               <w:jc w:val="left"/>
             </w:pPr>
@@ -248,6 +255,7 @@
           </w:tcPr>
           <w:p>
             <w:pPr>
+              <w:keepNext w:val="false"/>
               <w:spacing w:after="40" w:before="0"/>
               <w:jc w:val="left"/>
             </w:pPr>
@@ -282,6 +290,7 @@
           </w:tcPr>
           <w:p>
             <w:pPr>
+              <w:keepNext w:val="false"/>
               <w:spacing w:after="40" w:before="0"/>
               <w:jc w:val="left"/>
             </w:pPr>
@@ -314,6 +323,7 @@
           </w:tcPr>
           <w:p>
             <w:pPr>
+              <w:keepNext w:val="false"/>
               <w:spacing w:after="40" w:before="0"/>
               <w:jc w:val="left"/>
             </w:pPr>
@@ -374,6 +384,7 @@
           </w:tcPr>
           <w:p>
             <w:pPr>
+              <w:keepNext w:val="false"/>
               <w:spacing w:after="40" w:before="0"/>
               <w:jc w:val="center"/>
             </w:pPr>
@@ -408,6 +419,7 @@
           </w:tcPr>
           <w:p>
             <w:pPr>
+              <w:keepNext w:val="false"/>
               <w:spacing w:after="40" w:before="0"/>
               <w:jc w:val="left"/>
             </w:pPr>
@@ -467,6 +479,7 @@
           </w:tcPr>
           <w:p>
             <w:pPr>
+              <w:keepNext/>
               <w:spacing w:after="40" w:before="0"/>
               <w:jc w:val="center"/>
             </w:pPr>
@@ -501,6 +514,7 @@
           </w:tcPr>
           <w:p>
             <w:pPr>
+              <w:keepNext/>
               <w:spacing w:after="40" w:before="0"/>
               <w:jc w:val="left"/>
             </w:pPr>
@@ -538,6 +552,7 @@
           </w:tcPr>
           <w:p>
             <w:pPr>
+              <w:keepNext w:val="false"/>
               <w:spacing w:after="40" w:before="0"/>
               <w:jc w:val="left"/>
             </w:pPr>
@@ -597,6 +612,7 @@
           </w:tcPr>
           <w:p>
             <w:pPr>
+              <w:keepNext/>
               <w:spacing w:after="40" w:before="0"/>
               <w:jc w:val="center"/>
             </w:pPr>
@@ -631,6 +647,7 @@
           </w:tcPr>
           <w:p>
             <w:pPr>
+              <w:keepNext/>
               <w:spacing w:after="40" w:before="0"/>
               <w:jc w:val="left"/>
             </w:pPr>
@@ -668,6 +685,7 @@
           </w:tcPr>
           <w:p>
             <w:pPr>
+              <w:keepNext w:val="false"/>
               <w:spacing w:after="40" w:before="0"/>
               <w:jc w:val="left"/>
             </w:pPr>
@@ -727,6 +745,7 @@
           </w:tcPr>
           <w:p>
             <w:pPr>
+              <w:keepNext/>
               <w:spacing w:after="40" w:before="0"/>
               <w:jc w:val="center"/>
             </w:pPr>
@@ -761,6 +780,7 @@
           </w:tcPr>
           <w:p>
             <w:pPr>
+              <w:keepNext/>
               <w:spacing w:after="40" w:before="0"/>
               <w:jc w:val="left"/>
             </w:pPr>
@@ -798,6 +818,7 @@
           </w:tcPr>
           <w:p>
             <w:pPr>
+              <w:keepNext w:val="false"/>
               <w:spacing w:after="40" w:before="0"/>
               <w:jc w:val="left"/>
             </w:pPr>
@@ -857,6 +878,7 @@
           </w:tcPr>
           <w:p>
             <w:pPr>
+              <w:keepNext/>
               <w:spacing w:after="40" w:before="0"/>
               <w:jc w:val="center"/>
             </w:pPr>
@@ -891,6 +913,7 @@
           </w:tcPr>
           <w:p>
             <w:pPr>
+              <w:keepNext/>
               <w:spacing w:after="40" w:before="0"/>
               <w:jc w:val="left"/>
             </w:pPr>
@@ -928,6 +951,7 @@
           </w:tcPr>
           <w:p>
             <w:pPr>
+              <w:keepNext w:val="false"/>
               <w:spacing w:after="40" w:before="0"/>
               <w:jc w:val="left"/>
             </w:pPr>
@@ -987,6 +1011,7 @@
           </w:tcPr>
           <w:p>
             <w:pPr>
+              <w:keepNext/>
               <w:spacing w:after="40" w:before="0"/>
               <w:jc w:val="center"/>
             </w:pPr>
@@ -1021,6 +1046,7 @@
           </w:tcPr>
           <w:p>
             <w:pPr>
+              <w:keepNext/>
               <w:spacing w:after="40" w:before="0"/>
               <w:jc w:val="left"/>
             </w:pPr>
@@ -1058,6 +1084,7 @@
           </w:tcPr>
           <w:p>
             <w:pPr>
+              <w:keepNext w:val="false"/>
               <w:spacing w:after="40" w:before="0"/>
               <w:jc w:val="left"/>
             </w:pPr>
@@ -1121,6 +1148,7 @@
           </w:tcPr>
           <w:p>
             <w:pPr>
+              <w:keepNext w:val="false"/>
               <w:spacing w:after="40" w:before="0"/>
               <w:jc w:val="center"/>
             </w:pPr>
@@ -1155,6 +1183,7 @@
           </w:tcPr>
           <w:p>
             <w:pPr>
+              <w:keepNext w:val="false"/>
               <w:spacing w:after="40" w:before="0"/>
               <w:jc w:val="left"/>
             </w:pPr>
@@ -1187,6 +1216,7 @@
           </w:tcPr>
           <w:p>
             <w:pPr>
+              <w:keepNext w:val="false"/>
               <w:spacing w:after="40" w:before="0"/>
               <w:jc w:val="left"/>
             </w:pPr>
@@ -1219,6 +1249,7 @@
           </w:tcPr>
           <w:p>
             <w:pPr>
+              <w:keepNext w:val="false"/>
               <w:spacing w:after="40" w:before="0"/>
               <w:jc w:val="left"/>
             </w:pPr>
@@ -1251,6 +1282,7 @@
           </w:tcPr>
           <w:p>
             <w:pPr>
+              <w:keepNext w:val="false"/>
               <w:spacing w:after="40" w:before="0"/>
               <w:jc w:val="left"/>
             </w:pPr>
@@ -1285,6 +1317,7 @@
           </w:tcPr>
           <w:p>
             <w:pPr>
+              <w:keepNext w:val="false"/>
               <w:spacing w:after="40" w:before="0"/>
               <w:jc w:val="left"/>
             </w:pPr>
@@ -1317,6 +1350,7 @@
           </w:tcPr>
           <w:p>
             <w:pPr>
+              <w:keepNext w:val="false"/>
               <w:spacing w:after="40" w:before="0"/>
               <w:jc w:val="left"/>
             </w:pPr>
@@ -1349,6 +1383,7 @@
           </w:tcPr>
           <w:p>
             <w:pPr>
+              <w:keepNext w:val="false"/>
               <w:spacing w:after="40" w:before="0"/>
               <w:jc w:val="left"/>
             </w:pPr>
@@ -1381,6 +1416,7 @@
           </w:tcPr>
           <w:p>
             <w:pPr>
+              <w:keepNext w:val="false"/>
               <w:spacing w:after="40" w:before="0"/>
               <w:jc w:val="left"/>
             </w:pPr>
@@ -1415,6 +1451,7 @@
           </w:tcPr>
           <w:p>
             <w:pPr>
+              <w:keepNext w:val="false"/>
               <w:spacing w:after="40" w:before="0"/>
               <w:jc w:val="left"/>
             </w:pPr>
@@ -1447,6 +1484,7 @@
           </w:tcPr>
           <w:p>
             <w:pPr>
+              <w:keepNext w:val="false"/>
               <w:spacing w:after="40" w:before="0"/>
               <w:jc w:val="left"/>
             </w:pPr>
@@ -1479,6 +1517,7 @@
           </w:tcPr>
           <w:p>
             <w:pPr>
+              <w:keepNext w:val="false"/>
               <w:spacing w:after="40" w:before="0"/>
               <w:jc w:val="left"/>
             </w:pPr>
@@ -1511,6 +1550,7 @@
           </w:tcPr>
           <w:p>
             <w:pPr>
+              <w:keepNext w:val="false"/>
               <w:spacing w:after="40" w:before="0"/>
               <w:jc w:val="left"/>
             </w:pPr>
@@ -1545,6 +1585,7 @@
           </w:tcPr>
           <w:p>
             <w:pPr>
+              <w:keepNext w:val="false"/>
               <w:spacing w:after="40" w:before="0"/>
               <w:jc w:val="left"/>
             </w:pPr>
@@ -1577,6 +1618,7 @@
           </w:tcPr>
           <w:p>
             <w:pPr>
+              <w:keepNext w:val="false"/>
               <w:spacing w:after="40" w:before="0"/>
               <w:jc w:val="left"/>
             </w:pPr>
@@ -1609,6 +1651,7 @@
           </w:tcPr>
           <w:p>
             <w:pPr>
+              <w:keepNext w:val="false"/>
               <w:spacing w:after="40" w:before="0"/>
               <w:jc w:val="left"/>
             </w:pPr>
@@ -1641,6 +1684,7 @@
           </w:tcPr>
           <w:p>
             <w:pPr>
+              <w:keepNext w:val="false"/>
               <w:spacing w:after="40" w:before="0"/>
               <w:jc w:val="left"/>
             </w:pPr>
@@ -1675,6 +1719,7 @@
           </w:tcPr>
           <w:p>
             <w:pPr>
+              <w:keepNext w:val="false"/>
               <w:spacing w:after="40" w:before="0"/>
               <w:jc w:val="left"/>
             </w:pPr>
@@ -1707,6 +1752,7 @@
           </w:tcPr>
           <w:p>
             <w:pPr>
+              <w:keepNext w:val="false"/>
               <w:spacing w:after="40" w:before="0"/>
               <w:jc w:val="left"/>
             </w:pPr>
@@ -1739,6 +1785,7 @@
           </w:tcPr>
           <w:p>
             <w:pPr>
+              <w:keepNext w:val="false"/>
               <w:spacing w:after="40" w:before="0"/>
               <w:jc w:val="left"/>
             </w:pPr>
@@ -1771,6 +1818,7 @@
           </w:tcPr>
           <w:p>
             <w:pPr>
+              <w:keepNext w:val="false"/>
               <w:spacing w:after="40" w:before="0"/>
               <w:jc w:val="left"/>
             </w:pPr>
@@ -1805,6 +1853,7 @@
           </w:tcPr>
           <w:p>
             <w:pPr>
+              <w:keepNext w:val="false"/>
               <w:spacing w:after="40" w:before="0"/>
               <w:jc w:val="left"/>
             </w:pPr>
@@ -1837,6 +1886,7 @@
           </w:tcPr>
           <w:p>
             <w:pPr>
+              <w:keepNext w:val="false"/>
               <w:spacing w:after="40" w:before="0"/>
               <w:jc w:val="left"/>
             </w:pPr>
@@ -1869,6 +1919,7 @@
           </w:tcPr>
           <w:p>
             <w:pPr>
+              <w:keepNext w:val="false"/>
               <w:spacing w:after="40" w:before="0"/>
               <w:jc w:val="left"/>
             </w:pPr>
@@ -1901,6 +1952,7 @@
           </w:tcPr>
           <w:p>
             <w:pPr>
+              <w:keepNext w:val="false"/>
               <w:spacing w:after="40" w:before="0"/>
               <w:jc w:val="left"/>
             </w:pPr>
@@ -2039,7 +2091,7 @@
         </w:rPr>
         <w:t xml:space="preserve">© 2026 SeaVuria and ARES. This work is licensed under a </w:t>
       </w:r>
-      <w:hyperlink w:history="1" r:id="rId6ylonn82twudqfwwkcu2v">
+      <w:hyperlink w:history="1" r:id="rIdcj-_trlz9rpskjceqzqjd">
         <w:r>
           <w:rPr>
             <w:rFonts w:ascii="Arial" w:cs="Arial" w:eastAsia="Arial" w:hAnsi="Arial"/>
@@ -2059,7 +2111,7 @@
         </w:rPr>
         <w:t xml:space="preserve"> (</w:t>
       </w:r>
-      <w:hyperlink w:history="1" r:id="rIduskwasl9fxg1zv6shxmqf">
+      <w:hyperlink w:history="1" r:id="rIdgr1goqt-ltnbnqkgqncjc">
         <w:r>
           <w:rPr>
             <w:rFonts w:ascii="Arial" w:cs="Arial" w:eastAsia="Arial" w:hAnsi="Arial"/>
@@ -2079,7 +2131,7 @@
         </w:rPr>
         <w:t xml:space="preserve">). To view a copy of this license, visit </w:t>
       </w:r>
-      <w:hyperlink w:history="1" r:id="rIdgkgv_ffskfawx-dnzc1aj">
+      <w:hyperlink w:history="1" r:id="rIdyihwot17alfvrr3eishv1">
         <w:r>
           <w:rPr>
             <w:rFonts w:ascii="Arial" w:cs="Arial" w:eastAsia="Arial" w:hAnsi="Arial"/>

--- a/data/outputs/v2/Grade11/Biology/Lesson_Plans/SS3.3_Excretion_and_Homeostasis_in_Animals/Biology_Excretion_and_Homeostasis_in_Animals_FinalExplanation.docx
+++ b/data/outputs/v2/Grade11/Biology/Lesson_Plans/SS3.3_Excretion_and_Homeostasis_in_Animals/Biology_Excretion_and_Homeostasis_in_Animals_FinalExplanation.docx
@@ -2091,7 +2091,7 @@
         </w:rPr>
         <w:t xml:space="preserve">© 2026 SeaVuria and ARES. This work is licensed under a </w:t>
       </w:r>
-      <w:hyperlink w:history="1" r:id="rIdcj-_trlz9rpskjceqzqjd">
+      <w:hyperlink w:history="1" r:id="rIdsusxm5vxml-45vl10f51q">
         <w:r>
           <w:rPr>
             <w:rFonts w:ascii="Arial" w:cs="Arial" w:eastAsia="Arial" w:hAnsi="Arial"/>
@@ -2111,7 +2111,7 @@
         </w:rPr>
         <w:t xml:space="preserve"> (</w:t>
       </w:r>
-      <w:hyperlink w:history="1" r:id="rIdgr1goqt-ltnbnqkgqncjc">
+      <w:hyperlink w:history="1" r:id="rIdd84e66kxjiyoi1xe7epxo">
         <w:r>
           <w:rPr>
             <w:rFonts w:ascii="Arial" w:cs="Arial" w:eastAsia="Arial" w:hAnsi="Arial"/>
@@ -2131,7 +2131,7 @@
         </w:rPr>
         <w:t xml:space="preserve">). To view a copy of this license, visit </w:t>
       </w:r>
-      <w:hyperlink w:history="1" r:id="rIdyihwot17alfvrr3eishv1">
+      <w:hyperlink w:history="1" r:id="rIdjw3gqobo8v8nwozff1z9n">
         <w:r>
           <w:rPr>
             <w:rFonts w:ascii="Arial" w:cs="Arial" w:eastAsia="Arial" w:hAnsi="Arial"/>
